--- a/Richard/PHP React/Richard_Bozeman.docx
+++ b/Richard/PHP React/Richard_Bozeman.docx
@@ -44,7 +44,34 @@
           <w:sz w:val="19"/>
           <w:szCs w:val="19"/>
         </w:rPr>
-        <w:t>richard.bozeman.1992@outlook.com | linkedin.com/in/richard-bozeman-0a8b9a3a6 | Florida, United States | +</w:t>
+        <w:t>richardbozemandev@outlook.com</w:t>
+      </w:r>
+      <w:r>
+        <w:rPr>
+          <w:rFonts w:ascii="Arial" w:eastAsia="Arial" w:hAnsi="Arial" w:cs="Arial"/>
+          <w:color w:val="4B5563"/>
+          <w:sz w:val="19"/>
+          <w:szCs w:val="19"/>
+        </w:rPr>
+        <w:t xml:space="preserve"> | </w:t>
+      </w:r>
+      <w:r>
+        <w:rPr>
+          <w:rFonts w:ascii="Arial" w:eastAsia="Arial" w:hAnsi="Arial" w:cs="Arial"/>
+          <w:color w:val="4B5563"/>
+          <w:sz w:val="19"/>
+          <w:szCs w:val="19"/>
+        </w:rPr>
+        <w:t>https://www.linkedin.com/in/richard-bozeman-b627703b1</w:t>
+      </w:r>
+      <w:r>
+        <w:rPr>
+          <w:rFonts w:ascii="Arial" w:eastAsia="Arial" w:hAnsi="Arial" w:cs="Arial"/>
+          <w:color w:val="4B5563"/>
+          <w:sz w:val="19"/>
+          <w:szCs w:val="19"/>
+        </w:rPr>
+        <w:t>| Florida, United States    +</w:t>
       </w:r>
       <w:r>
         <w:rPr>
@@ -108,8 +135,9 @@
           <w:sz w:val="21"/>
           <w:szCs w:val="21"/>
         </w:rPr>
-        <w:t>, and the glue that kee</w:t>
-      </w:r>
+        <w:t xml:space="preserve">, and the glue that keeps everything from falling apart at 2 AM. I’m big on clean architecture, pragmatic engineering, and making systems boring (the highest compliment in production). What you can expect from me: scalable services and well-designed APIs, cloud + </w:t>
+      </w:r>
+      <w:proofErr w:type="spellStart"/>
       <w:r>
         <w:rPr>
           <w:rFonts w:ascii="Arial" w:eastAsia="Arial" w:hAnsi="Arial" w:cs="Arial"/>
@@ -117,9 +145,9 @@
           <w:sz w:val="21"/>
           <w:szCs w:val="21"/>
         </w:rPr>
-        <w:t xml:space="preserve">ps everything from falling apart at 2 AM. I’m big on clean architecture, pragmatic engineering, and making systems boring (the highest compliment in production). What you can expect from me: scalable services and well-designed APIs, cloud + </w:t>
-      </w:r>
-      <w:proofErr w:type="spellStart"/>
+        <w:t>DevOps</w:t>
+      </w:r>
+      <w:proofErr w:type="spellEnd"/>
       <w:r>
         <w:rPr>
           <w:rFonts w:ascii="Arial" w:eastAsia="Arial" w:hAnsi="Arial" w:cs="Arial"/>
@@ -127,9 +155,9 @@
           <w:sz w:val="21"/>
           <w:szCs w:val="21"/>
         </w:rPr>
-        <w:t>DevOps</w:t>
-      </w:r>
-      <w:proofErr w:type="spellEnd"/>
+        <w:t xml:space="preserve"> mindset (automation over heroics), performance, security, and reliability baked in, strong ownership, clear communication, zero drama, mentoring, reviews, and helping </w:t>
+      </w:r>
+      <w:proofErr w:type="gramStart"/>
       <w:r>
         <w:rPr>
           <w:rFonts w:ascii="Arial" w:eastAsia="Arial" w:hAnsi="Arial" w:cs="Arial"/>
@@ -137,8 +165,9 @@
           <w:sz w:val="21"/>
           <w:szCs w:val="21"/>
         </w:rPr>
-        <w:t xml:space="preserve"> mindset </w:t>
-      </w:r>
+        <w:t>teams</w:t>
+      </w:r>
+      <w:proofErr w:type="gramEnd"/>
       <w:r>
         <w:rPr>
           <w:rFonts w:ascii="Arial" w:eastAsia="Arial" w:hAnsi="Arial" w:cs="Arial"/>
@@ -146,36 +175,7 @@
           <w:sz w:val="21"/>
           <w:szCs w:val="21"/>
         </w:rPr>
-        <w:t xml:space="preserve">(automation over heroics), performance, security, and reliability baked in, strong ownership, clear communication, zero drama, mentoring, reviews, and helping </w:t>
-      </w:r>
-      <w:proofErr w:type="gramStart"/>
-      <w:r>
-        <w:rPr>
-          <w:rFonts w:ascii="Arial" w:eastAsia="Arial" w:hAnsi="Arial" w:cs="Arial"/>
-          <w:color w:val="111111"/>
-          <w:sz w:val="21"/>
-          <w:szCs w:val="21"/>
-        </w:rPr>
-        <w:t>teams</w:t>
-      </w:r>
-      <w:proofErr w:type="gramEnd"/>
-      <w:r>
-        <w:rPr>
-          <w:rFonts w:ascii="Arial" w:eastAsia="Arial" w:hAnsi="Arial" w:cs="Arial"/>
-          <w:color w:val="111111"/>
-          <w:sz w:val="21"/>
-          <w:szCs w:val="21"/>
-        </w:rPr>
-        <w:t xml:space="preserve"> level up. If your team likes shipping, learning, and laughing a little while doing serious </w:t>
-      </w:r>
-      <w:r>
-        <w:rPr>
-          <w:rFonts w:ascii="Arial" w:eastAsia="Arial" w:hAnsi="Arial" w:cs="Arial"/>
-          <w:color w:val="111111"/>
-          <w:sz w:val="21"/>
-          <w:szCs w:val="21"/>
-        </w:rPr>
-        <w:t>work—let’s connect.</w:t>
+        <w:t xml:space="preserve"> level up. If your team likes shipping, learning, and laughing a little while doing serious work—let’s connect.</w:t>
       </w:r>
     </w:p>
     <w:p>
@@ -221,12 +221,6 @@
         <w:gridCol w:w="2545"/>
       </w:tblGrid>
       <w:tr>
-        <w:tblPrEx>
-          <w:tblCellMar>
-            <w:top w:w="0" w:type="dxa"/>
-            <w:bottom w:w="0" w:type="dxa"/>
-          </w:tblCellMar>
-        </w:tblPrEx>
         <w:tc>
           <w:tcPr>
             <w:tcW w:w="1250" w:type="pct"/>
@@ -398,18 +392,7 @@
                 <w:sz w:val="19"/>
                 <w:szCs w:val="19"/>
               </w:rPr>
-              <w:t>, erro</w:t>
-            </w:r>
-            <w:r>
-              <w:rPr>
-                <w:rFonts w:ascii="Arial" w:eastAsia="Arial" w:hAnsi="Arial" w:cs="Arial"/>
-                <w:b/>
-                <w:bCs/>
-                <w:color w:val="111111"/>
-                <w:sz w:val="19"/>
-                <w:szCs w:val="19"/>
-              </w:rPr>
-              <w:t>r contracts, backwards compatibility)</w:t>
+              <w:t>, error contracts, backwards compatibility)</w:t>
             </w:r>
           </w:p>
         </w:tc>
@@ -482,12 +465,6 @@
         </w:tc>
       </w:tr>
       <w:tr>
-        <w:tblPrEx>
-          <w:tblCellMar>
-            <w:top w:w="0" w:type="dxa"/>
-            <w:bottom w:w="0" w:type="dxa"/>
-          </w:tblCellMar>
-        </w:tblPrEx>
         <w:tc>
           <w:tcPr>
             <w:tcW w:w="1250" w:type="pct"/>
@@ -568,18 +545,7 @@
                 <w:sz w:val="19"/>
                 <w:szCs w:val="19"/>
               </w:rPr>
-              <w:t xml:space="preserve"> </w:t>
-            </w:r>
-            <w:r>
-              <w:rPr>
-                <w:rFonts w:ascii="Arial" w:eastAsia="Arial" w:hAnsi="Arial" w:cs="Arial"/>
-                <w:b/>
-                <w:bCs/>
-                <w:color w:val="111111"/>
-                <w:sz w:val="19"/>
-                <w:szCs w:val="19"/>
-              </w:rPr>
-              <w:t xml:space="preserve">patterns, cache stampede prevention, TTL strategy, </w:t>
+              <w:t xml:space="preserve"> patterns, cache stampede prevention, TTL strategy, </w:t>
             </w:r>
             <w:proofErr w:type="spellStart"/>
             <w:r>
@@ -693,12 +659,6 @@
         </w:tc>
       </w:tr>
       <w:tr>
-        <w:tblPrEx>
-          <w:tblCellMar>
-            <w:top w:w="0" w:type="dxa"/>
-            <w:bottom w:w="0" w:type="dxa"/>
-          </w:tblCellMar>
-        </w:tblPrEx>
         <w:tc>
           <w:tcPr>
             <w:tcW w:w="1250" w:type="pct"/>
@@ -755,18 +715,7 @@
                 <w:sz w:val="19"/>
                 <w:szCs w:val="19"/>
               </w:rPr>
-              <w:t>React 16–18 Application Developmen</w:t>
-            </w:r>
-            <w:r>
-              <w:rPr>
-                <w:rFonts w:ascii="Arial" w:eastAsia="Arial" w:hAnsi="Arial" w:cs="Arial"/>
-                <w:b/>
-                <w:bCs/>
-                <w:color w:val="111111"/>
-                <w:sz w:val="19"/>
-                <w:szCs w:val="19"/>
-              </w:rPr>
-              <w:t>t (hooks, component composition, lifting state, refactoring to clarity)</w:t>
+              <w:t>React 16–18 Application Development (hooks, component composition, lifting state, refactoring to clarity)</w:t>
             </w:r>
           </w:p>
         </w:tc>
@@ -863,29 +812,12 @@
                 <w:sz w:val="19"/>
                 <w:szCs w:val="19"/>
               </w:rPr>
-              <w:t xml:space="preserve"> w</w:t>
-            </w:r>
-            <w:r>
-              <w:rPr>
-                <w:rFonts w:ascii="Arial" w:eastAsia="Arial" w:hAnsi="Arial" w:cs="Arial"/>
-                <w:b/>
-                <w:bCs/>
-                <w:color w:val="111111"/>
-                <w:sz w:val="19"/>
-                <w:szCs w:val="19"/>
-              </w:rPr>
-              <w:t>hen domain demands it)</w:t>
+              <w:t xml:space="preserve"> when domain demands it)</w:t>
             </w:r>
           </w:p>
         </w:tc>
       </w:tr>
       <w:tr>
-        <w:tblPrEx>
-          <w:tblCellMar>
-            <w:top w:w="0" w:type="dxa"/>
-            <w:bottom w:w="0" w:type="dxa"/>
-          </w:tblCellMar>
-        </w:tblPrEx>
         <w:tc>
           <w:tcPr>
             <w:tcW w:w="1250" w:type="pct"/>
@@ -1020,18 +952,7 @@
                 <w:sz w:val="19"/>
                 <w:szCs w:val="19"/>
               </w:rPr>
-              <w:t>API Int</w:t>
-            </w:r>
-            <w:r>
-              <w:rPr>
-                <w:rFonts w:ascii="Arial" w:eastAsia="Arial" w:hAnsi="Arial" w:cs="Arial"/>
-                <w:b/>
-                <w:bCs/>
-                <w:color w:val="111111"/>
-                <w:sz w:val="19"/>
-                <w:szCs w:val="19"/>
-              </w:rPr>
-              <w:t>egration (resilient fetch layers, retry/</w:t>
+              <w:t>API Integration (resilient fetch layers, retry/</w:t>
             </w:r>
             <w:proofErr w:type="spellStart"/>
             <w:r>
@@ -1091,12 +1012,6 @@
         </w:tc>
       </w:tr>
       <w:tr>
-        <w:tblPrEx>
-          <w:tblCellMar>
-            <w:top w:w="0" w:type="dxa"/>
-            <w:bottom w:w="0" w:type="dxa"/>
-          </w:tblCellMar>
-        </w:tblPrEx>
         <w:tc>
           <w:tcPr>
             <w:tcW w:w="1250" w:type="pct"/>
@@ -1123,18 +1038,7 @@
                 <w:sz w:val="19"/>
                 <w:szCs w:val="19"/>
               </w:rPr>
-              <w:t>Testing (Jest, React Testing Library, meaningful inte</w:t>
-            </w:r>
-            <w:r>
-              <w:rPr>
-                <w:rFonts w:ascii="Arial" w:eastAsia="Arial" w:hAnsi="Arial" w:cs="Arial"/>
-                <w:b/>
-                <w:bCs/>
-                <w:color w:val="111111"/>
-                <w:sz w:val="19"/>
-                <w:szCs w:val="19"/>
-              </w:rPr>
-              <w:t>gration tests that reflect user flows)</w:t>
+              <w:t>Testing (Jest, React Testing Library, meaningful integration tests that reflect user flows)</w:t>
             </w:r>
           </w:p>
         </w:tc>
@@ -1278,12 +1182,6 @@
         </w:tc>
       </w:tr>
       <w:tr>
-        <w:tblPrEx>
-          <w:tblCellMar>
-            <w:top w:w="0" w:type="dxa"/>
-            <w:bottom w:w="0" w:type="dxa"/>
-          </w:tblCellMar>
-        </w:tblPrEx>
         <w:tc>
           <w:tcPr>
             <w:tcW w:w="1250" w:type="pct"/>
@@ -1437,29 +1335,12 @@
                 <w:sz w:val="19"/>
                 <w:szCs w:val="19"/>
               </w:rPr>
-              <w:t>Clean Architecture (maintainable boundaries, depen</w:t>
-            </w:r>
-            <w:r>
-              <w:rPr>
-                <w:rFonts w:ascii="Arial" w:eastAsia="Arial" w:hAnsi="Arial" w:cs="Arial"/>
-                <w:b/>
-                <w:bCs/>
-                <w:color w:val="111111"/>
-                <w:sz w:val="19"/>
-                <w:szCs w:val="19"/>
-              </w:rPr>
-              <w:t>dency direction discipline, testable domain logic)</w:t>
+              <w:t>Clean Architecture (maintainable boundaries, dependency direction discipline, testable domain logic)</w:t>
             </w:r>
           </w:p>
         </w:tc>
       </w:tr>
       <w:tr>
-        <w:tblPrEx>
-          <w:tblCellMar>
-            <w:top w:w="0" w:type="dxa"/>
-            <w:bottom w:w="0" w:type="dxa"/>
-          </w:tblCellMar>
-        </w:tblPrEx>
         <w:tc>
           <w:tcPr>
             <w:tcW w:w="1250" w:type="pct"/>
@@ -1516,18 +1397,7 @@
                 <w:sz w:val="19"/>
                 <w:szCs w:val="19"/>
               </w:rPr>
-              <w:t>Incremental Refactoring (strangler patterns, safe migrations, feature flags, de-risking legacy mod</w:t>
-            </w:r>
-            <w:r>
-              <w:rPr>
-                <w:rFonts w:ascii="Arial" w:eastAsia="Arial" w:hAnsi="Arial" w:cs="Arial"/>
-                <w:b/>
-                <w:bCs/>
-                <w:color w:val="111111"/>
-                <w:sz w:val="19"/>
-                <w:szCs w:val="19"/>
-              </w:rPr>
-              <w:t>ules)</w:t>
+              <w:t>Incremental Refactoring (strangler patterns, safe migrations, feature flags, de-risking legacy modules)</w:t>
             </w:r>
           </w:p>
         </w:tc>
@@ -1705,14 +1575,7 @@
           <w:color w:val="111111"/>
         </w:rPr>
         <w:lastRenderedPageBreak/>
-        <w:t>- Built and maintained PHP services a</w:t>
-      </w:r>
-      <w:r>
-        <w:rPr>
-          <w:rFonts w:ascii="Arial" w:eastAsia="Arial" w:hAnsi="Arial" w:cs="Arial"/>
-          <w:color w:val="111111"/>
-        </w:rPr>
-        <w:t>nd REST endpoints with consistent validation, pagination, and error envelopes, ensuring downstream React clients behaved predictably even when edge-case inputs hit production traffic.</w:t>
+        <w:t>- Built and maintained PHP services and REST endpoints with consistent validation, pagination, and error envelopes, ensuring downstream React clients behaved predictably even when edge-case inputs hit production traffic.</w:t>
       </w:r>
     </w:p>
     <w:p>
@@ -1742,56 +1605,35 @@
           <w:rFonts w:ascii="Arial" w:eastAsia="Arial" w:hAnsi="Arial" w:cs="Arial"/>
           <w:color w:val="111111"/>
         </w:rPr>
-        <w:t xml:space="preserve"> that prioritized fast feedback and resilien</w:t>
-      </w:r>
-      <w:r>
-        <w:rPr>
-          <w:rFonts w:ascii="Arial" w:eastAsia="Arial" w:hAnsi="Arial" w:cs="Arial"/>
-          <w:color w:val="111111"/>
-        </w:rPr>
-        <w:t>ce, using clear component boundaries, robust loading and empty states, and error handling that reduced support tickets caused by unclear user recoveries.</w:t>
-      </w:r>
-    </w:p>
-    <w:p>
-      <w:pPr>
-        <w:spacing w:after="40"/>
-        <w:ind w:left="240"/>
-        <w:jc w:val="both"/>
-      </w:pPr>
-      <w:r>
-        <w:rPr>
-          <w:rFonts w:ascii="Arial" w:eastAsia="Arial" w:hAnsi="Arial" w:cs="Arial"/>
-          <w:color w:val="111111"/>
-        </w:rPr>
-        <w:t>- Hardened reliability by adding defensive failure-path logic, timeouts, and safe defaults around inte</w:t>
-      </w:r>
-      <w:r>
-        <w:rPr>
-          <w:rFonts w:ascii="Arial" w:eastAsia="Arial" w:hAnsi="Arial" w:cs="Arial"/>
-          <w:color w:val="111111"/>
-        </w:rPr>
-        <w:t>grations, so transient upstream issues degraded gracefully instead of triggering noisy cascades and user-visible outages.</w:t>
-      </w:r>
-    </w:p>
-    <w:p>
-      <w:pPr>
-        <w:spacing w:after="40"/>
-        <w:ind w:left="240"/>
-        <w:jc w:val="both"/>
-      </w:pPr>
-      <w:r>
-        <w:rPr>
-          <w:rFonts w:ascii="Arial" w:eastAsia="Arial" w:hAnsi="Arial" w:cs="Arial"/>
-          <w:color w:val="111111"/>
-        </w:rPr>
-        <w:t>- Improved performance by profiling hot paths, reducing N+1 query patterns, introducing targeted indexes, and applying caching strateg</w:t>
-      </w:r>
-      <w:r>
-        <w:rPr>
-          <w:rFonts w:ascii="Arial" w:eastAsia="Arial" w:hAnsi="Arial" w:cs="Arial"/>
-          <w:color w:val="111111"/>
-        </w:rPr>
-        <w:t>ies that lowered tail latency without creating hard-to-debug staleness or stampedes.</w:t>
+        <w:t xml:space="preserve"> that prioritized fast feedback and resilience, using clear component boundaries, robust loading and empty states, and error handling that reduced support tickets caused by unclear user recoveries.</w:t>
+      </w:r>
+    </w:p>
+    <w:p>
+      <w:pPr>
+        <w:spacing w:after="40"/>
+        <w:ind w:left="240"/>
+        <w:jc w:val="both"/>
+      </w:pPr>
+      <w:r>
+        <w:rPr>
+          <w:rFonts w:ascii="Arial" w:eastAsia="Arial" w:hAnsi="Arial" w:cs="Arial"/>
+          <w:color w:val="111111"/>
+        </w:rPr>
+        <w:t>- Hardened reliability by adding defensive failure-path logic, timeouts, and safe defaults around integrations, so transient upstream issues degraded gracefully instead of triggering noisy cascades and user-visible outages.</w:t>
+      </w:r>
+    </w:p>
+    <w:p>
+      <w:pPr>
+        <w:spacing w:after="40"/>
+        <w:ind w:left="240"/>
+        <w:jc w:val="both"/>
+      </w:pPr>
+      <w:r>
+        <w:rPr>
+          <w:rFonts w:ascii="Arial" w:eastAsia="Arial" w:hAnsi="Arial" w:cs="Arial"/>
+          <w:color w:val="111111"/>
+        </w:rPr>
+        <w:t>- Improved performance by profiling hot paths, reducing N+1 query patterns, introducing targeted indexes, and applying caching strategies that lowered tail latency without creating hard-to-debug staleness or stampedes.</w:t>
       </w:r>
     </w:p>
     <w:p>
@@ -1821,35 +1663,21 @@
           <w:rFonts w:ascii="Arial" w:eastAsia="Arial" w:hAnsi="Arial" w:cs="Arial"/>
           <w:color w:val="111111"/>
         </w:rPr>
-        <w:t xml:space="preserve"> keys, retry policies, and dead-letter handling, ensuring operational recovery paths were expli</w:t>
-      </w:r>
-      <w:r>
-        <w:rPr>
-          <w:rFonts w:ascii="Arial" w:eastAsia="Arial" w:hAnsi="Arial" w:cs="Arial"/>
-          <w:color w:val="111111"/>
-        </w:rPr>
-        <w:t>cit and measurable rather than tribal knowledge.</w:t>
-      </w:r>
-    </w:p>
-    <w:p>
-      <w:pPr>
-        <w:spacing w:after="40"/>
-        <w:ind w:left="240"/>
-        <w:jc w:val="both"/>
-      </w:pPr>
-      <w:r>
-        <w:rPr>
-          <w:rFonts w:ascii="Arial" w:eastAsia="Arial" w:hAnsi="Arial" w:cs="Arial"/>
-          <w:color w:val="111111"/>
-        </w:rPr>
-        <w:t>- Strengthened deployment safety through CI/CD guardrails, including automated test gates, environment parity checks, and release notes automation, which reduced risky manual steps and made rollbacks less st</w:t>
-      </w:r>
-      <w:r>
-        <w:rPr>
-          <w:rFonts w:ascii="Arial" w:eastAsia="Arial" w:hAnsi="Arial" w:cs="Arial"/>
-          <w:color w:val="111111"/>
-        </w:rPr>
-        <w:t>ressful.</w:t>
+        <w:t xml:space="preserve"> keys, retry policies, and dead-letter handling, ensuring operational recovery paths were explicit and measurable rather than tribal knowledge.</w:t>
+      </w:r>
+    </w:p>
+    <w:p>
+      <w:pPr>
+        <w:spacing w:after="40"/>
+        <w:ind w:left="240"/>
+        <w:jc w:val="both"/>
+      </w:pPr>
+      <w:r>
+        <w:rPr>
+          <w:rFonts w:ascii="Arial" w:eastAsia="Arial" w:hAnsi="Arial" w:cs="Arial"/>
+          <w:color w:val="111111"/>
+        </w:rPr>
+        <w:t>- Strengthened deployment safety through CI/CD guardrails, including automated test gates, environment parity checks, and release notes automation, which reduced risky manual steps and made rollbacks less stressful.</w:t>
       </w:r>
     </w:p>
     <w:p>
@@ -1877,35 +1705,21 @@
           <w:rFonts w:ascii="Arial" w:eastAsia="Arial" w:hAnsi="Arial" w:cs="Arial"/>
           <w:color w:val="111111"/>
         </w:rPr>
-        <w:t>- Partnered with stakehold</w:t>
-      </w:r>
-      <w:r>
-        <w:rPr>
-          <w:rFonts w:ascii="Arial" w:eastAsia="Arial" w:hAnsi="Arial" w:cs="Arial"/>
-          <w:color w:val="111111"/>
-        </w:rPr>
-        <w:t>ers to balance scope versus operational risk, pushing for incremental releases and feature flags so the team could ship continuously while keeping production behavior boring and predictable.</w:t>
-      </w:r>
-    </w:p>
-    <w:p>
-      <w:pPr>
-        <w:spacing w:after="40"/>
-        <w:ind w:left="240"/>
-        <w:jc w:val="both"/>
-      </w:pPr>
-      <w:r>
-        <w:rPr>
-          <w:rFonts w:ascii="Arial" w:eastAsia="Arial" w:hAnsi="Arial" w:cs="Arial"/>
-          <w:color w:val="111111"/>
-        </w:rPr>
-        <w:t>- Reduced coupling in legacy modules by extracting domain-focused</w:t>
-      </w:r>
-      <w:r>
-        <w:rPr>
-          <w:rFonts w:ascii="Arial" w:eastAsia="Arial" w:hAnsi="Arial" w:cs="Arial"/>
-          <w:color w:val="111111"/>
-        </w:rPr>
-        <w:t xml:space="preserve"> services and simplifying interfaces, enabling parallel work streams and making future changes less likely to regress unrelated areas of the codebase.</w:t>
+        <w:t>- Partnered with stakeholders to balance scope versus operational risk, pushing for incremental releases and feature flags so the team could ship continuously while keeping production behavior boring and predictable.</w:t>
+      </w:r>
+    </w:p>
+    <w:p>
+      <w:pPr>
+        <w:spacing w:after="40"/>
+        <w:ind w:left="240"/>
+        <w:jc w:val="both"/>
+      </w:pPr>
+      <w:r>
+        <w:rPr>
+          <w:rFonts w:ascii="Arial" w:eastAsia="Arial" w:hAnsi="Arial" w:cs="Arial"/>
+          <w:color w:val="111111"/>
+        </w:rPr>
+        <w:t>- Reduced coupling in legacy modules by extracting domain-focused services and simplifying interfaces, enabling parallel work streams and making future changes less likely to regress unrelated areas of the codebase.</w:t>
       </w:r>
     </w:p>
     <w:p>
@@ -1933,14 +1747,7 @@
           <w:rFonts w:ascii="Arial" w:eastAsia="Arial" w:hAnsi="Arial" w:cs="Arial"/>
           <w:color w:val="111111"/>
         </w:rPr>
-        <w:t xml:space="preserve">- Improved security posture by tightening </w:t>
-      </w:r>
-      <w:r>
-        <w:rPr>
-          <w:rFonts w:ascii="Arial" w:eastAsia="Arial" w:hAnsi="Arial" w:cs="Arial"/>
-          <w:color w:val="111111"/>
-        </w:rPr>
-        <w:t xml:space="preserve">input validation, standardizing </w:t>
+        <w:t xml:space="preserve">- Improved security posture by tightening input validation, standardizing </w:t>
       </w:r>
       <w:proofErr w:type="spellStart"/>
       <w:r>
@@ -1986,56 +1793,35 @@
           <w:rFonts w:ascii="Arial" w:eastAsia="Arial" w:hAnsi="Arial" w:cs="Arial"/>
           <w:color w:val="111111"/>
         </w:rPr>
-        <w:t xml:space="preserve"> screens consistent, red</w:t>
-      </w:r>
-      <w:r>
-        <w:rPr>
-          <w:rFonts w:ascii="Arial" w:eastAsia="Arial" w:hAnsi="Arial" w:cs="Arial"/>
-          <w:color w:val="111111"/>
-        </w:rPr>
-        <w:t>ucing design drift and accelerating feature delivery because engineers could assemble interfaces instead of reinventing them each sprint.</w:t>
-      </w:r>
-    </w:p>
-    <w:p>
-      <w:pPr>
-        <w:spacing w:after="40"/>
-        <w:ind w:left="240"/>
-        <w:jc w:val="both"/>
-      </w:pPr>
-      <w:r>
-        <w:rPr>
-          <w:rFonts w:ascii="Arial" w:eastAsia="Arial" w:hAnsi="Arial" w:cs="Arial"/>
-          <w:color w:val="111111"/>
-        </w:rPr>
-        <w:t>- Coached engineers through code reviews and pairing sessions focused on maintainability, testability, and operational</w:t>
-      </w:r>
-      <w:r>
-        <w:rPr>
-          <w:rFonts w:ascii="Arial" w:eastAsia="Arial" w:hAnsi="Arial" w:cs="Arial"/>
-          <w:color w:val="111111"/>
-        </w:rPr>
-        <w:t xml:space="preserve"> clarity, so improvements compounded across the team instead of living in one person’s head.</w:t>
-      </w:r>
-    </w:p>
-    <w:p>
-      <w:pPr>
-        <w:spacing w:after="40"/>
-        <w:ind w:left="240"/>
-        <w:jc w:val="both"/>
-      </w:pPr>
-      <w:r>
-        <w:rPr>
-          <w:rFonts w:ascii="Arial" w:eastAsia="Arial" w:hAnsi="Arial" w:cs="Arial"/>
-          <w:color w:val="111111"/>
-        </w:rPr>
-        <w:t>- Delivered measurable stability improvements by tracking defect themes, prioritizing fixes with the biggest user impact, and validating results with monitoring da</w:t>
-      </w:r>
-      <w:r>
-        <w:rPr>
-          <w:rFonts w:ascii="Arial" w:eastAsia="Arial" w:hAnsi="Arial" w:cs="Arial"/>
-          <w:color w:val="111111"/>
-        </w:rPr>
-        <w:t>ta rather than relying on anecdotal reassurance.</w:t>
+        <w:t xml:space="preserve"> screens consistent, reducing design drift and accelerating feature delivery because engineers could assemble interfaces instead of reinventing them each sprint.</w:t>
+      </w:r>
+    </w:p>
+    <w:p>
+      <w:pPr>
+        <w:spacing w:after="40"/>
+        <w:ind w:left="240"/>
+        <w:jc w:val="both"/>
+      </w:pPr>
+      <w:r>
+        <w:rPr>
+          <w:rFonts w:ascii="Arial" w:eastAsia="Arial" w:hAnsi="Arial" w:cs="Arial"/>
+          <w:color w:val="111111"/>
+        </w:rPr>
+        <w:t>- Coached engineers through code reviews and pairing sessions focused on maintainability, testability, and operational clarity, so improvements compounded across the team instead of living in one person’s head.</w:t>
+      </w:r>
+    </w:p>
+    <w:p>
+      <w:pPr>
+        <w:spacing w:after="40"/>
+        <w:ind w:left="240"/>
+        <w:jc w:val="both"/>
+      </w:pPr>
+      <w:r>
+        <w:rPr>
+          <w:rFonts w:ascii="Arial" w:eastAsia="Arial" w:hAnsi="Arial" w:cs="Arial"/>
+          <w:color w:val="111111"/>
+        </w:rPr>
+        <w:t>- Delivered measurable stability improvements by tracking defect themes, prioritizing fixes with the biggest user impact, and validating results with monitoring data rather than relying on anecdotal reassurance.</w:t>
       </w:r>
     </w:p>
     <w:p>
@@ -2097,56 +1883,35 @@
           <w:rFonts w:ascii="Arial" w:eastAsia="Arial" w:hAnsi="Arial" w:cs="Arial"/>
           <w:color w:val="111111"/>
         </w:rPr>
-        <w:t>- Developed and supported PHP-based backend capabilities with careful attention to correctness, building endpoin</w:t>
-      </w:r>
-      <w:r>
-        <w:rPr>
-          <w:rFonts w:ascii="Arial" w:eastAsia="Arial" w:hAnsi="Arial" w:cs="Arial"/>
-          <w:color w:val="111111"/>
-        </w:rPr>
-        <w:t>ts and services that stayed stable during high-change periods and multiple concurrent releases.</w:t>
-      </w:r>
-    </w:p>
-    <w:p>
-      <w:pPr>
-        <w:spacing w:after="40"/>
-        <w:ind w:left="240"/>
-        <w:jc w:val="both"/>
-      </w:pPr>
-      <w:r>
-        <w:rPr>
-          <w:rFonts w:ascii="Arial" w:eastAsia="Arial" w:hAnsi="Arial" w:cs="Arial"/>
-          <w:color w:val="111111"/>
-        </w:rPr>
-        <w:t>- Implemented React-driven UI enhancements that simplified complex workflows, focusing on predictable state transitions and clear user feedback so front-end beh</w:t>
-      </w:r>
-      <w:r>
-        <w:rPr>
-          <w:rFonts w:ascii="Arial" w:eastAsia="Arial" w:hAnsi="Arial" w:cs="Arial"/>
-          <w:color w:val="111111"/>
-        </w:rPr>
-        <w:t>avior remained understandable under real user input.</w:t>
-      </w:r>
-    </w:p>
-    <w:p>
-      <w:pPr>
-        <w:spacing w:after="40"/>
-        <w:ind w:left="240"/>
-        <w:jc w:val="both"/>
-      </w:pPr>
-      <w:r>
-        <w:rPr>
-          <w:rFonts w:ascii="Arial" w:eastAsia="Arial" w:hAnsi="Arial" w:cs="Arial"/>
-          <w:color w:val="111111"/>
-        </w:rPr>
-        <w:t>- Improved integration reliability by adding consistent request validation, structured error responses, and retries where appropriate, preventing partial failures from silently corrupting data or confusi</w:t>
-      </w:r>
-      <w:r>
-        <w:rPr>
-          <w:rFonts w:ascii="Arial" w:eastAsia="Arial" w:hAnsi="Arial" w:cs="Arial"/>
-          <w:color w:val="111111"/>
-        </w:rPr>
-        <w:t>ng users.</w:t>
+        <w:t>- Developed and supported PHP-based backend capabilities with careful attention to correctness, building endpoints and services that stayed stable during high-change periods and multiple concurrent releases.</w:t>
+      </w:r>
+    </w:p>
+    <w:p>
+      <w:pPr>
+        <w:spacing w:after="40"/>
+        <w:ind w:left="240"/>
+        <w:jc w:val="both"/>
+      </w:pPr>
+      <w:r>
+        <w:rPr>
+          <w:rFonts w:ascii="Arial" w:eastAsia="Arial" w:hAnsi="Arial" w:cs="Arial"/>
+          <w:color w:val="111111"/>
+        </w:rPr>
+        <w:t>- Implemented React-driven UI enhancements that simplified complex workflows, focusing on predictable state transitions and clear user feedback so front-end behavior remained understandable under real user input.</w:t>
+      </w:r>
+    </w:p>
+    <w:p>
+      <w:pPr>
+        <w:spacing w:after="40"/>
+        <w:ind w:left="240"/>
+        <w:jc w:val="both"/>
+      </w:pPr>
+      <w:r>
+        <w:rPr>
+          <w:rFonts w:ascii="Arial" w:eastAsia="Arial" w:hAnsi="Arial" w:cs="Arial"/>
+          <w:color w:val="111111"/>
+        </w:rPr>
+        <w:t>- Improved integration reliability by adding consistent request validation, structured error responses, and retries where appropriate, preventing partial failures from silently corrupting data or confusing users.</w:t>
       </w:r>
     </w:p>
     <w:p>
@@ -2174,56 +1939,35 @@
           <w:rFonts w:ascii="Arial" w:eastAsia="Arial" w:hAnsi="Arial" w:cs="Arial"/>
           <w:color w:val="111111"/>
         </w:rPr>
-        <w:t>- Reduced release anxiety by refining CI/C</w:t>
-      </w:r>
-      <w:r>
-        <w:rPr>
-          <w:rFonts w:ascii="Arial" w:eastAsia="Arial" w:hAnsi="Arial" w:cs="Arial"/>
-          <w:color w:val="111111"/>
-        </w:rPr>
-        <w:t>D steps, adding automated checks and smoke validations, and making rollback instructions explicit so deployments felt like routine operations instead of heroic events.</w:t>
-      </w:r>
-    </w:p>
-    <w:p>
-      <w:pPr>
-        <w:spacing w:after="40"/>
-        <w:ind w:left="240"/>
-        <w:jc w:val="both"/>
-      </w:pPr>
-      <w:r>
-        <w:rPr>
-          <w:rFonts w:ascii="Arial" w:eastAsia="Arial" w:hAnsi="Arial" w:cs="Arial"/>
-          <w:color w:val="111111"/>
-        </w:rPr>
-        <w:t>- Optimized database interactions by reviewing slow queries, adjusting indexes, and remo</w:t>
-      </w:r>
-      <w:r>
-        <w:rPr>
-          <w:rFonts w:ascii="Arial" w:eastAsia="Arial" w:hAnsi="Arial" w:cs="Arial"/>
-          <w:color w:val="111111"/>
-        </w:rPr>
-        <w:t>ving redundant round trips, which improved responsiveness for core screens without introducing risky large-scale rewrites.</w:t>
-      </w:r>
-    </w:p>
-    <w:p>
-      <w:pPr>
-        <w:spacing w:after="40"/>
-        <w:ind w:left="240"/>
-        <w:jc w:val="both"/>
-      </w:pPr>
-      <w:r>
-        <w:rPr>
-          <w:rFonts w:ascii="Arial" w:eastAsia="Arial" w:hAnsi="Arial" w:cs="Arial"/>
-          <w:color w:val="111111"/>
-        </w:rPr>
-        <w:t>- Collaborated closely with product and QA to define acceptance criteria early, ensuring features shipped with fewer late-cycle surpr</w:t>
-      </w:r>
-      <w:r>
-        <w:rPr>
-          <w:rFonts w:ascii="Arial" w:eastAsia="Arial" w:hAnsi="Arial" w:cs="Arial"/>
-          <w:color w:val="111111"/>
-        </w:rPr>
-        <w:t>ises and reducing the expensive rework that comes from fuzzy definitions.</w:t>
+        <w:t>- Reduced release anxiety by refining CI/CD steps, adding automated checks and smoke validations, and making rollback instructions explicit so deployments felt like routine operations instead of heroic events.</w:t>
+      </w:r>
+    </w:p>
+    <w:p>
+      <w:pPr>
+        <w:spacing w:after="40"/>
+        <w:ind w:left="240"/>
+        <w:jc w:val="both"/>
+      </w:pPr>
+      <w:r>
+        <w:rPr>
+          <w:rFonts w:ascii="Arial" w:eastAsia="Arial" w:hAnsi="Arial" w:cs="Arial"/>
+          <w:color w:val="111111"/>
+        </w:rPr>
+        <w:t>- Optimized database interactions by reviewing slow queries, adjusting indexes, and removing redundant round trips, which improved responsiveness for core screens without introducing risky large-scale rewrites.</w:t>
+      </w:r>
+    </w:p>
+    <w:p>
+      <w:pPr>
+        <w:spacing w:after="40"/>
+        <w:ind w:left="240"/>
+        <w:jc w:val="both"/>
+      </w:pPr>
+      <w:r>
+        <w:rPr>
+          <w:rFonts w:ascii="Arial" w:eastAsia="Arial" w:hAnsi="Arial" w:cs="Arial"/>
+          <w:color w:val="111111"/>
+        </w:rPr>
+        <w:t>- Collaborated closely with product and QA to define acceptance criteria early, ensuring features shipped with fewer late-cycle surprises and reducing the expensive rework that comes from fuzzy definitions.</w:t>
       </w:r>
     </w:p>
     <w:p>
@@ -2251,35 +1995,21 @@
           <w:rFonts w:ascii="Arial" w:eastAsia="Arial" w:hAnsi="Arial" w:cs="Arial"/>
           <w:color w:val="111111"/>
         </w:rPr>
-        <w:t>- Strengthened security hygiene by standardizing authori</w:t>
-      </w:r>
-      <w:r>
-        <w:rPr>
-          <w:rFonts w:ascii="Arial" w:eastAsia="Arial" w:hAnsi="Arial" w:cs="Arial"/>
-          <w:color w:val="111111"/>
-        </w:rPr>
-        <w:t>zation checks and tightening input sanitization, reducing the likelihood of common web vulnerabilities slipping in during fast-moving delivery cycles.</w:t>
-      </w:r>
-    </w:p>
-    <w:p>
-      <w:pPr>
-        <w:spacing w:after="40"/>
-        <w:ind w:left="240"/>
-        <w:jc w:val="both"/>
-      </w:pPr>
-      <w:r>
-        <w:rPr>
-          <w:rFonts w:ascii="Arial" w:eastAsia="Arial" w:hAnsi="Arial" w:cs="Arial"/>
-          <w:color w:val="111111"/>
-        </w:rPr>
-        <w:t>- Improved maintainability by refactoring brittle modules into clearer boundaries, adding tests around th</w:t>
-      </w:r>
-      <w:r>
-        <w:rPr>
-          <w:rFonts w:ascii="Arial" w:eastAsia="Arial" w:hAnsi="Arial" w:cs="Arial"/>
-          <w:color w:val="111111"/>
-        </w:rPr>
-        <w:t>e highest-risk logic first so the team could change behavior intentionally rather than accidentally.</w:t>
+        <w:t>- Strengthened security hygiene by standardizing authorization checks and tightening input sanitization, reducing the likelihood of common web vulnerabilities slipping in during fast-moving delivery cycles.</w:t>
+      </w:r>
+    </w:p>
+    <w:p>
+      <w:pPr>
+        <w:spacing w:after="40"/>
+        <w:ind w:left="240"/>
+        <w:jc w:val="both"/>
+      </w:pPr>
+      <w:r>
+        <w:rPr>
+          <w:rFonts w:ascii="Arial" w:eastAsia="Arial" w:hAnsi="Arial" w:cs="Arial"/>
+          <w:color w:val="111111"/>
+        </w:rPr>
+        <w:t>- Improved maintainability by refactoring brittle modules into clearer boundaries, adding tests around the highest-risk logic first so the team could change behavior intentionally rather than accidentally.</w:t>
       </w:r>
     </w:p>
     <w:p>
@@ -2309,14 +2039,7 @@
           <w:rFonts w:ascii="Arial" w:eastAsia="Arial" w:hAnsi="Arial" w:cs="Arial"/>
           <w:color w:val="111111"/>
         </w:rPr>
-        <w:t xml:space="preserve"> and common failure modes, enabling teammates to respond confidently during incidents</w:t>
-      </w:r>
-      <w:r>
-        <w:rPr>
-          <w:rFonts w:ascii="Arial" w:eastAsia="Arial" w:hAnsi="Arial" w:cs="Arial"/>
-          <w:color w:val="111111"/>
-        </w:rPr>
-        <w:t xml:space="preserve"> instead of escalating everything to a single person.</w:t>
+        <w:t xml:space="preserve"> and common failure modes, enabling teammates to respond confidently during incidents instead of escalating everything to a single person.</w:t>
       </w:r>
     </w:p>
     <w:p>
@@ -2392,35 +2115,21 @@
           <w:rFonts w:ascii="Arial" w:eastAsia="Arial" w:hAnsi="Arial" w:cs="Arial"/>
           <w:color w:val="111111"/>
         </w:rPr>
-        <w:t>- Delivered PHP features for customer applications with consistent validation and error handling, ensuring edge</w:t>
-      </w:r>
-      <w:r>
-        <w:rPr>
-          <w:rFonts w:ascii="Arial" w:eastAsia="Arial" w:hAnsi="Arial" w:cs="Arial"/>
-          <w:color w:val="111111"/>
-        </w:rPr>
-        <w:t xml:space="preserve"> cases were handled deliberately and reducing downstream bugs caused by unexpected inputs.</w:t>
-      </w:r>
-    </w:p>
-    <w:p>
-      <w:pPr>
-        <w:spacing w:after="40"/>
-        <w:ind w:left="240"/>
-        <w:jc w:val="both"/>
-      </w:pPr>
-      <w:r>
-        <w:rPr>
-          <w:rFonts w:ascii="Arial" w:eastAsia="Arial" w:hAnsi="Arial" w:cs="Arial"/>
-          <w:color w:val="111111"/>
-        </w:rPr>
-        <w:t>- Built React UI components for interactive screens, focusing on reusable patterns and maintainable structure so new features could be implemented without repeatedly</w:t>
-      </w:r>
-      <w:r>
-        <w:rPr>
-          <w:rFonts w:ascii="Arial" w:eastAsia="Arial" w:hAnsi="Arial" w:cs="Arial"/>
-          <w:color w:val="111111"/>
-        </w:rPr>
-        <w:t xml:space="preserve"> rewriting the same interface logic.</w:t>
+        <w:t>- Delivered PHP features for customer applications with consistent validation and error handling, ensuring edge cases were handled deliberately and reducing downstream bugs caused by unexpected inputs.</w:t>
+      </w:r>
+    </w:p>
+    <w:p>
+      <w:pPr>
+        <w:spacing w:after="40"/>
+        <w:ind w:left="240"/>
+        <w:jc w:val="both"/>
+      </w:pPr>
+      <w:r>
+        <w:rPr>
+          <w:rFonts w:ascii="Arial" w:eastAsia="Arial" w:hAnsi="Arial" w:cs="Arial"/>
+          <w:color w:val="111111"/>
+        </w:rPr>
+        <w:t>- Built React UI components for interactive screens, focusing on reusable patterns and maintainable structure so new features could be implemented without repeatedly rewriting the same interface logic.</w:t>
       </w:r>
     </w:p>
     <w:p>
@@ -2448,77 +2157,49 @@
           <w:rFonts w:ascii="Arial" w:eastAsia="Arial" w:hAnsi="Arial" w:cs="Arial"/>
           <w:color w:val="111111"/>
         </w:rPr>
-        <w:t>- Improved performa</w:t>
-      </w:r>
-      <w:r>
-        <w:rPr>
-          <w:rFonts w:ascii="Arial" w:eastAsia="Arial" w:hAnsi="Arial" w:cs="Arial"/>
-          <w:color w:val="111111"/>
-        </w:rPr>
-        <w:t>nce in key user flows by addressing inefficient queries and reducing redundant server calls, resulting in noticeably faster page interactions without sacrificing correctness or clarity.</w:t>
-      </w:r>
-    </w:p>
-    <w:p>
-      <w:pPr>
-        <w:spacing w:after="40"/>
-        <w:ind w:left="240"/>
-        <w:jc w:val="both"/>
-      </w:pPr>
-      <w:r>
-        <w:rPr>
-          <w:rFonts w:ascii="Arial" w:eastAsia="Arial" w:hAnsi="Arial" w:cs="Arial"/>
-          <w:color w:val="111111"/>
-        </w:rPr>
-        <w:t>- Strengthened code quality through peer reviews and incremental refac</w:t>
-      </w:r>
-      <w:r>
-        <w:rPr>
-          <w:rFonts w:ascii="Arial" w:eastAsia="Arial" w:hAnsi="Arial" w:cs="Arial"/>
-          <w:color w:val="111111"/>
-        </w:rPr>
-        <w:t>toring, prioritizing changes that reduced fragility in core modules while keeping delivery timelines realistic for client commitments.</w:t>
-      </w:r>
-    </w:p>
-    <w:p>
-      <w:pPr>
-        <w:spacing w:after="40"/>
-        <w:ind w:left="240"/>
-        <w:jc w:val="both"/>
-      </w:pPr>
-      <w:r>
-        <w:rPr>
-          <w:rFonts w:ascii="Arial" w:eastAsia="Arial" w:hAnsi="Arial" w:cs="Arial"/>
-          <w:color w:val="111111"/>
-        </w:rPr>
-        <w:t>- Assisted with deployment and operational tasks by following disciplined release checklists and verifying production beh</w:t>
-      </w:r>
-      <w:r>
-        <w:rPr>
-          <w:rFonts w:ascii="Arial" w:eastAsia="Arial" w:hAnsi="Arial" w:cs="Arial"/>
-          <w:color w:val="111111"/>
-        </w:rPr>
-        <w:t>avior, helping the team avoid preventable outages during routine updates.</w:t>
-      </w:r>
-    </w:p>
-    <w:p>
-      <w:pPr>
-        <w:spacing w:after="40"/>
-        <w:ind w:left="240"/>
-        <w:jc w:val="both"/>
-      </w:pPr>
-      <w:r>
-        <w:rPr>
-          <w:rFonts w:ascii="Arial" w:eastAsia="Arial" w:hAnsi="Arial" w:cs="Arial"/>
-          <w:color w:val="111111"/>
-        </w:rPr>
-        <w:t xml:space="preserve">- Diagnosed and fixed production defects by reproducing issues from logs and user reports, then adding targeted tests to lock in the intended behavior and prevent regressions on the </w:t>
-      </w:r>
-      <w:r>
-        <w:rPr>
-          <w:rFonts w:ascii="Arial" w:eastAsia="Arial" w:hAnsi="Arial" w:cs="Arial"/>
-          <w:color w:val="111111"/>
-        </w:rPr>
-        <w:t>next release.</w:t>
+        <w:t>- Improved performance in key user flows by addressing inefficient queries and reducing redundant server calls, resulting in noticeably faster page interactions without sacrificing correctness or clarity.</w:t>
+      </w:r>
+    </w:p>
+    <w:p>
+      <w:pPr>
+        <w:spacing w:after="40"/>
+        <w:ind w:left="240"/>
+        <w:jc w:val="both"/>
+      </w:pPr>
+      <w:r>
+        <w:rPr>
+          <w:rFonts w:ascii="Arial" w:eastAsia="Arial" w:hAnsi="Arial" w:cs="Arial"/>
+          <w:color w:val="111111"/>
+        </w:rPr>
+        <w:t>- Strengthened code quality through peer reviews and incremental refactoring, prioritizing changes that reduced fragility in core modules while keeping delivery timelines realistic for client commitments.</w:t>
+      </w:r>
+    </w:p>
+    <w:p>
+      <w:pPr>
+        <w:spacing w:after="40"/>
+        <w:ind w:left="240"/>
+        <w:jc w:val="both"/>
+      </w:pPr>
+      <w:r>
+        <w:rPr>
+          <w:rFonts w:ascii="Arial" w:eastAsia="Arial" w:hAnsi="Arial" w:cs="Arial"/>
+          <w:color w:val="111111"/>
+        </w:rPr>
+        <w:t>- Assisted with deployment and operational tasks by following disciplined release checklists and verifying production behavior, helping the team avoid preventable outages during routine updates.</w:t>
+      </w:r>
+    </w:p>
+    <w:p>
+      <w:pPr>
+        <w:spacing w:after="40"/>
+        <w:ind w:left="240"/>
+        <w:jc w:val="both"/>
+      </w:pPr>
+      <w:r>
+        <w:rPr>
+          <w:rFonts w:ascii="Arial" w:eastAsia="Arial" w:hAnsi="Arial" w:cs="Arial"/>
+          <w:color w:val="111111"/>
+        </w:rPr>
+        <w:t>- Diagnosed and fixed production defects by reproducing issues from logs and user reports, then adding targeted tests to lock in the intended behavior and prevent regressions on the next release.</w:t>
       </w:r>
     </w:p>
     <w:p>
@@ -2594,77 +2275,49 @@
           <w:rFonts w:ascii="Arial" w:eastAsia="Arial" w:hAnsi="Arial" w:cs="Arial"/>
           <w:color w:val="111111"/>
         </w:rPr>
-        <w:t>- Supported early React-based UI work by bui</w:t>
-      </w:r>
-      <w:r>
-        <w:rPr>
-          <w:rFonts w:ascii="Arial" w:eastAsia="Arial" w:hAnsi="Arial" w:cs="Arial"/>
-          <w:color w:val="111111"/>
-        </w:rPr>
-        <w:t>lding small components and refining screens under guidance, learning to keep state changes predictable and to avoid tightly coupling data fetching to rendering.</w:t>
-      </w:r>
-    </w:p>
-    <w:p>
-      <w:pPr>
-        <w:spacing w:after="40"/>
-        <w:ind w:left="240"/>
-        <w:jc w:val="both"/>
-      </w:pPr>
-      <w:r>
-        <w:rPr>
-          <w:rFonts w:ascii="Arial" w:eastAsia="Arial" w:hAnsi="Arial" w:cs="Arial"/>
-          <w:color w:val="111111"/>
-        </w:rPr>
-        <w:t>- Fixed bugs by first reproducing issues reliably, documenting steps clearly, and shipping mini</w:t>
-      </w:r>
-      <w:r>
-        <w:rPr>
-          <w:rFonts w:ascii="Arial" w:eastAsia="Arial" w:hAnsi="Arial" w:cs="Arial"/>
-          <w:color w:val="111111"/>
-        </w:rPr>
-        <w:t>mal, safe patches, which built strong habits around correctness and prevented whack-a-mole regressions.</w:t>
-      </w:r>
-    </w:p>
-    <w:p>
-      <w:pPr>
-        <w:spacing w:after="40"/>
-        <w:ind w:left="240"/>
-        <w:jc w:val="both"/>
-      </w:pPr>
-      <w:r>
-        <w:rPr>
-          <w:rFonts w:ascii="Arial" w:eastAsia="Arial" w:hAnsi="Arial" w:cs="Arial"/>
-          <w:color w:val="111111"/>
-        </w:rPr>
-        <w:t>- Wrote and updated unit tests around the most fragile logic, focusing on meaningful scenarios that mirrored user behavior so the team gained confidence</w:t>
-      </w:r>
-      <w:r>
-        <w:rPr>
-          <w:rFonts w:ascii="Arial" w:eastAsia="Arial" w:hAnsi="Arial" w:cs="Arial"/>
-          <w:color w:val="111111"/>
-        </w:rPr>
-        <w:t xml:space="preserve"> in changes without excessive test maintenance cost.</w:t>
-      </w:r>
-    </w:p>
-    <w:p>
-      <w:pPr>
-        <w:spacing w:after="40"/>
-        <w:ind w:left="240"/>
-        <w:jc w:val="both"/>
-      </w:pPr>
-      <w:r>
-        <w:rPr>
-          <w:rFonts w:ascii="Arial" w:eastAsia="Arial" w:hAnsi="Arial" w:cs="Arial"/>
-          <w:color w:val="111111"/>
-        </w:rPr>
-        <w:t>- Collaborated with teammates through code reviews and pairing to understand trade-offs, gradually taking ownership of small modules and learning how to communicate risks before they became production in</w:t>
-      </w:r>
-      <w:r>
-        <w:rPr>
-          <w:rFonts w:ascii="Arial" w:eastAsia="Arial" w:hAnsi="Arial" w:cs="Arial"/>
-          <w:color w:val="111111"/>
-        </w:rPr>
-        <w:t>cidents.</w:t>
+        <w:t>- Supported early React-based UI work by building small components and refining screens under guidance, learning to keep state changes predictable and to avoid tightly coupling data fetching to rendering.</w:t>
+      </w:r>
+    </w:p>
+    <w:p>
+      <w:pPr>
+        <w:spacing w:after="40"/>
+        <w:ind w:left="240"/>
+        <w:jc w:val="both"/>
+      </w:pPr>
+      <w:r>
+        <w:rPr>
+          <w:rFonts w:ascii="Arial" w:eastAsia="Arial" w:hAnsi="Arial" w:cs="Arial"/>
+          <w:color w:val="111111"/>
+        </w:rPr>
+        <w:t>- Fixed bugs by first reproducing issues reliably, documenting steps clearly, and shipping minimal, safe patches, which built strong habits around correctness and prevented whack-a-mole regressions.</w:t>
+      </w:r>
+    </w:p>
+    <w:p>
+      <w:pPr>
+        <w:spacing w:after="40"/>
+        <w:ind w:left="240"/>
+        <w:jc w:val="both"/>
+      </w:pPr>
+      <w:r>
+        <w:rPr>
+          <w:rFonts w:ascii="Arial" w:eastAsia="Arial" w:hAnsi="Arial" w:cs="Arial"/>
+          <w:color w:val="111111"/>
+        </w:rPr>
+        <w:t>- Wrote and updated unit tests around the most fragile logic, focusing on meaningful scenarios that mirrored user behavior so the team gained confidence in changes without excessive test maintenance cost.</w:t>
+      </w:r>
+    </w:p>
+    <w:p>
+      <w:pPr>
+        <w:spacing w:after="40"/>
+        <w:ind w:left="240"/>
+        <w:jc w:val="both"/>
+      </w:pPr>
+      <w:r>
+        <w:rPr>
+          <w:rFonts w:ascii="Arial" w:eastAsia="Arial" w:hAnsi="Arial" w:cs="Arial"/>
+          <w:color w:val="111111"/>
+        </w:rPr>
+        <w:t>- Collaborated with teammates through code reviews and pairing to understand trade-offs, gradually taking ownership of small modules and learning how to communicate risks before they became production incidents.</w:t>
       </w:r>
     </w:p>
     <w:p>
@@ -2692,14 +2345,7 @@
           <w:rFonts w:ascii="Arial" w:eastAsia="Arial" w:hAnsi="Arial" w:cs="Arial"/>
           <w:color w:val="111111"/>
         </w:rPr>
-        <w:t xml:space="preserve">- Assisted with environment setup and releases </w:t>
-      </w:r>
-      <w:r>
-        <w:rPr>
-          <w:rFonts w:ascii="Arial" w:eastAsia="Arial" w:hAnsi="Arial" w:cs="Arial"/>
-          <w:color w:val="111111"/>
-        </w:rPr>
-        <w:t>by following documented steps and verifying post-deploy behavior, building operational awareness early and reducing surprises caused by configuration drift.</w:t>
+        <w:t>- Assisted with environment setup and releases by following documented steps and verifying post-deploy behavior, building operational awareness early and reducing surprises caused by configuration drift.</w:t>
       </w:r>
     </w:p>
     <w:p>
@@ -2727,14 +2373,7 @@
           <w:rFonts w:ascii="Arial" w:eastAsia="Arial" w:hAnsi="Arial" w:cs="Arial"/>
           <w:color w:val="111111"/>
         </w:rPr>
-        <w:t>- Learned production support fundamentals by triagi</w:t>
-      </w:r>
-      <w:r>
-        <w:rPr>
-          <w:rFonts w:ascii="Arial" w:eastAsia="Arial" w:hAnsi="Arial" w:cs="Arial"/>
-          <w:color w:val="111111"/>
-        </w:rPr>
-        <w:t>ng issues from logs and user reports, escalating with context when needed, and maintaining a calm, methodical approach during time-sensitive fixes.</w:t>
+        <w:t>- Learned production support fundamentals by triaging issues from logs and user reports, escalating with context when needed, and maintaining a calm, methodical approach during time-sensitive fixes.</w:t>
       </w:r>
     </w:p>
     <w:p>
